--- a/Course/Component 2 - Algorithms and Programming/2.1 Elements of Computational Thinking/2.1.2 Thinking Ahead/Homework (editable).docx
+++ b/Course/Component 2 - Algorithms and Programming/2.1 Elements of Computational Thinking/2.1.2 Thinking Ahead/Homework (editable).docx
@@ -546,16 +546,7 @@
         <w:t>one</w:t>
       </w:r>
       <w:r>
-        <w:t xml:space="preserve"> input, </w:t>
-      </w:r>
-      <w:r>
-        <w:rPr>
-          <w:b/>
-        </w:rPr>
-        <w:t>one</w:t>
-      </w:r>
-      <w:r>
-        <w:t xml:space="preserve"> output, a </w:t>
+        <w:t xml:space="preserve"> input, a </w:t>
       </w:r>
       <w:r>
         <w:rPr>
@@ -588,7 +579,7 @@
         <w:rPr>
           <w:b/>
         </w:rPr>
-        <w:t>[4]</w:t>
+        <w:t>[3]</w:t>
       </w:r>
       <w:r>
         <w:t xml:space="preserve"> </w:t>
@@ -599,22 +590,6 @@
         </w:rPr>
         <w:t>(AO2)</w:t>
       </w:r>
-    </w:p>
-    <w:p>
-      <w:pPr>
-        <w:spacing w:before="260"/>
-        <w:pBdr>
-          <w:bottom w:val="single" w:sz="4" w:space="1" w:color="AAB4C0"/>
-        </w:pBdr>
-      </w:pPr>
-    </w:p>
-    <w:p>
-      <w:pPr>
-        <w:spacing w:before="260"/>
-        <w:pBdr>
-          <w:bottom w:val="single" w:sz="4" w:space="1" w:color="AAB4C0"/>
-        </w:pBdr>
-      </w:pPr>
     </w:p>
     <w:p>
       <w:pPr>
